--- a/data/outputs/v2/General_Science/SS1.6_Plant_Growth_and_Development/General_Science_Plant_Growth_and_Development_SummaryTable.docx
+++ b/data/outputs/v2/General_Science/SS1.6_Plant_Growth_and_Development/General_Science_Plant_Growth_and_Development_SummaryTable.docx
@@ -38,6 +38,177 @@
           <w:szCs w:val="22"/>
         </w:rPr>
         <w:t xml:space="preserve">Sub-Strand 1.6: Plant Growth and Development — Teacher Reference (Pre-filled)</w:t>
+      </w:r>
+    </w:p>
+    <w:p>
+      <w:pPr>
+        <w:spacing w:after="80" w:before="120"/>
+      </w:pPr>
+      <w:r>
+        <w:rPr>
+          <w:rFonts w:ascii="Arial" w:cs="Arial" w:eastAsia="Arial" w:hAnsi="Arial"/>
+          <w:b/>
+          <w:bCs/>
+          <w:color w:val="1F3864"/>
+          <w:sz w:val="20"/>
+          <w:szCs w:val="20"/>
+        </w:rPr>
+        <w:t xml:space="preserve">ATTRIBUTION AND LICENSING</w:t>
+      </w:r>
+    </w:p>
+    <w:p>
+      <w:pPr>
+        <w:spacing w:after="60" w:before="0"/>
+      </w:pPr>
+      <w:r>
+        <w:rPr>
+          <w:rFonts w:ascii="Arial" w:cs="Arial" w:eastAsia="Arial" w:hAnsi="Arial"/>
+          <w:b/>
+          <w:bCs/>
+          <w:sz w:val="17"/>
+          <w:szCs w:val="17"/>
+        </w:rPr>
+        <w:t xml:space="preserve">Curriculum Alignment: </w:t>
+      </w:r>
+      <w:r>
+        <w:rPr>
+          <w:rFonts w:ascii="Arial" w:cs="Arial" w:eastAsia="Arial" w:hAnsi="Arial"/>
+          <w:sz w:val="17"/>
+          <w:szCs w:val="17"/>
+        </w:rPr>
+        <w:t xml:space="preserve">Structured in pedagogical alignment with the competence-based curriculum format and learning outcomes established by the Kenya Institute of Curriculum Development (KICD). This material is independently developed and is not officially endorsed or published by KICD.</w:t>
+      </w:r>
+    </w:p>
+    <w:p>
+      <w:pPr>
+        <w:spacing w:after="60" w:before="0"/>
+      </w:pPr>
+      <w:r>
+        <w:rPr>
+          <w:rFonts w:ascii="Arial" w:cs="Arial" w:eastAsia="Arial" w:hAnsi="Arial"/>
+          <w:b/>
+          <w:bCs/>
+          <w:sz w:val="17"/>
+          <w:szCs w:val="17"/>
+        </w:rPr>
+        <w:t xml:space="preserve">Content &amp; Pedagogy: </w:t>
+      </w:r>
+      <w:r>
+        <w:rPr>
+          <w:rFonts w:ascii="Arial" w:cs="Arial" w:eastAsia="Arial" w:hAnsi="Arial"/>
+          <w:sz w:val="17"/>
+          <w:szCs w:val="17"/>
+        </w:rPr>
+        <w:t xml:space="preserve">Developed and adapted by the educator team at SeaVuria (registered 501(c)(3) in the United States and registered NGO in Kenya, No. 872-850A-BF11), who designed the pedagogical framework, lesson templates and exemplar lessons on which this material is based.</w:t>
+      </w:r>
+    </w:p>
+    <w:p>
+      <w:pPr>
+        <w:spacing w:after="60" w:before="0"/>
+      </w:pPr>
+      <w:r>
+        <w:rPr>
+          <w:rFonts w:ascii="Arial" w:cs="Arial" w:eastAsia="Arial" w:hAnsi="Arial"/>
+          <w:b/>
+          <w:bCs/>
+          <w:sz w:val="17"/>
+          <w:szCs w:val="17"/>
+        </w:rPr>
+        <w:t xml:space="preserve">Production &amp; Layout: </w:t>
+      </w:r>
+      <w:r>
+        <w:rPr>
+          <w:rFonts w:ascii="Arial" w:cs="Arial" w:eastAsia="Arial" w:hAnsi="Arial"/>
+          <w:sz w:val="17"/>
+          <w:szCs w:val="17"/>
+        </w:rPr>
+        <w:t xml:space="preserve">Educational design and curriculum sequencing by SeaVuria. Technical layout, structural formatting, and digital optimization/implementation executed in partnership with ARES Education (registered 501(c)(3) in the United States and Canada (as Afretech Aid) and registered NGO in Kenya), with lesson drafting and compilation assisted by AI (Claude, Anthropic).</w:t>
+      </w:r>
+    </w:p>
+    <w:p>
+      <w:pPr>
+        <w:pBdr>
+          <w:bottom w:val="single" w:color="1F3864" w:sz="6" w:space="6"/>
+        </w:pBdr>
+        <w:spacing w:after="60" w:before="0"/>
+      </w:pPr>
+      <w:r>
+        <w:rPr>
+          <w:rFonts w:ascii="Arial" w:cs="Arial" w:eastAsia="Arial" w:hAnsi="Arial"/>
+          <w:b/>
+          <w:bCs/>
+          <w:sz w:val="17"/>
+          <w:szCs w:val="17"/>
+        </w:rPr>
+        <w:t xml:space="preserve">Licensing &amp; Copyright: </w:t>
+      </w:r>
+      <w:r>
+        <w:rPr>
+          <w:rFonts w:ascii="Arial" w:cs="Arial" w:eastAsia="Arial" w:hAnsi="Arial"/>
+          <w:sz w:val="17"/>
+          <w:szCs w:val="17"/>
+        </w:rPr>
+        <w:t xml:space="preserve">© 2026 SeaVuria and ARES. This work is licensed under a </w:t>
+      </w:r>
+      <w:hyperlink w:history="1" r:id="rIdhh4uusf3lnxjgg13urveg">
+        <w:r>
+          <w:rPr>
+            <w:rFonts w:ascii="Arial" w:cs="Arial" w:eastAsia="Arial" w:hAnsi="Arial"/>
+            <w:color w:val="1F6B75"/>
+            <w:sz w:val="17"/>
+            <w:szCs w:val="17"/>
+            <w:u w:val="single" w:color="1F6B75"/>
+          </w:rPr>
+          <w:t xml:space="preserve">Creative Commons Attribution-NonCommercial 4.0 International License</w:t>
+        </w:r>
+      </w:hyperlink>
+      <w:r>
+        <w:rPr>
+          <w:rFonts w:ascii="Arial" w:cs="Arial" w:eastAsia="Arial" w:hAnsi="Arial"/>
+          <w:sz w:val="17"/>
+          <w:szCs w:val="17"/>
+        </w:rPr>
+        <w:t xml:space="preserve"> (</w:t>
+      </w:r>
+      <w:hyperlink w:history="1" r:id="rId18mmrk2evlkdmtsaqd7q8">
+        <w:r>
+          <w:rPr>
+            <w:rFonts w:ascii="Arial" w:cs="Arial" w:eastAsia="Arial" w:hAnsi="Arial"/>
+            <w:color w:val="1F6B75"/>
+            <w:sz w:val="17"/>
+            <w:szCs w:val="17"/>
+            <w:u w:val="single" w:color="1F6B75"/>
+          </w:rPr>
+          <w:t xml:space="preserve">CC BY-NC 4.0</w:t>
+        </w:r>
+      </w:hyperlink>
+      <w:r>
+        <w:rPr>
+          <w:rFonts w:ascii="Arial" w:cs="Arial" w:eastAsia="Arial" w:hAnsi="Arial"/>
+          <w:sz w:val="17"/>
+          <w:szCs w:val="17"/>
+        </w:rPr>
+        <w:t xml:space="preserve">). To view a copy of this license, visit </w:t>
+      </w:r>
+      <w:hyperlink w:history="1" r:id="rIdpwophu7dfksy0dihnsstp">
+        <w:r>
+          <w:rPr>
+            <w:rFonts w:ascii="Arial" w:cs="Arial" w:eastAsia="Arial" w:hAnsi="Arial"/>
+            <w:color w:val="1F6B75"/>
+            <w:sz w:val="17"/>
+            <w:szCs w:val="17"/>
+            <w:u w:val="single" w:color="1F6B75"/>
+          </w:rPr>
+          <w:t xml:space="preserve">https://creativecommons.org/licenses/by-nc/4.0/</w:t>
+        </w:r>
+      </w:hyperlink>
+      <w:r>
+        <w:rPr>
+          <w:rFonts w:ascii="Arial" w:cs="Arial" w:eastAsia="Arial" w:hAnsi="Arial"/>
+          <w:sz w:val="17"/>
+          <w:szCs w:val="17"/>
+        </w:rPr>
+        <w:t xml:space="preserve">. You are free to copy, redistribute, and adapt this material in any medium or format, provided appropriate credit is given and the material is not used for commercial purposes. KICD learning outcomes and curriculum designations reproduced here for alignment purposes remain the property of KICD and are not covered by this license. Linked external resources (e.g. CK-12, Khan Academy, PhET) are subject to their own licenses.</w:t>
       </w:r>
     </w:p>
     <w:p>

--- a/data/outputs/v2/General_Science/SS1.6_Plant_Growth_and_Development/General_Science_Plant_Growth_and_Development_SummaryTable.docx
+++ b/data/outputs/v2/General_Science/SS1.6_Plant_Growth_and_Development/General_Science_Plant_Growth_and_Development_SummaryTable.docx
@@ -38,177 +38,6 @@
           <w:szCs w:val="22"/>
         </w:rPr>
         <w:t xml:space="preserve">Sub-Strand 1.6: Plant Growth and Development — Teacher Reference (Pre-filled)</w:t>
-      </w:r>
-    </w:p>
-    <w:p>
-      <w:pPr>
-        <w:spacing w:after="80" w:before="120"/>
-      </w:pPr>
-      <w:r>
-        <w:rPr>
-          <w:rFonts w:ascii="Arial" w:cs="Arial" w:eastAsia="Arial" w:hAnsi="Arial"/>
-          <w:b/>
-          <w:bCs/>
-          <w:color w:val="1F3864"/>
-          <w:sz w:val="20"/>
-          <w:szCs w:val="20"/>
-        </w:rPr>
-        <w:t xml:space="preserve">ATTRIBUTION AND LICENSING</w:t>
-      </w:r>
-    </w:p>
-    <w:p>
-      <w:pPr>
-        <w:spacing w:after="60" w:before="0"/>
-      </w:pPr>
-      <w:r>
-        <w:rPr>
-          <w:rFonts w:ascii="Arial" w:cs="Arial" w:eastAsia="Arial" w:hAnsi="Arial"/>
-          <w:b/>
-          <w:bCs/>
-          <w:sz w:val="17"/>
-          <w:szCs w:val="17"/>
-        </w:rPr>
-        <w:t xml:space="preserve">Curriculum Alignment: </w:t>
-      </w:r>
-      <w:r>
-        <w:rPr>
-          <w:rFonts w:ascii="Arial" w:cs="Arial" w:eastAsia="Arial" w:hAnsi="Arial"/>
-          <w:sz w:val="17"/>
-          <w:szCs w:val="17"/>
-        </w:rPr>
-        <w:t xml:space="preserve">Structured in pedagogical alignment with the competence-based curriculum format and learning outcomes established by the Kenya Institute of Curriculum Development (KICD). This material is independently developed and is not officially endorsed or published by KICD.</w:t>
-      </w:r>
-    </w:p>
-    <w:p>
-      <w:pPr>
-        <w:spacing w:after="60" w:before="0"/>
-      </w:pPr>
-      <w:r>
-        <w:rPr>
-          <w:rFonts w:ascii="Arial" w:cs="Arial" w:eastAsia="Arial" w:hAnsi="Arial"/>
-          <w:b/>
-          <w:bCs/>
-          <w:sz w:val="17"/>
-          <w:szCs w:val="17"/>
-        </w:rPr>
-        <w:t xml:space="preserve">Content &amp; Pedagogy: </w:t>
-      </w:r>
-      <w:r>
-        <w:rPr>
-          <w:rFonts w:ascii="Arial" w:cs="Arial" w:eastAsia="Arial" w:hAnsi="Arial"/>
-          <w:sz w:val="17"/>
-          <w:szCs w:val="17"/>
-        </w:rPr>
-        <w:t xml:space="preserve">Developed and adapted by the educator team at SeaVuria (registered 501(c)(3) in the United States and registered NGO in Kenya, No. 872-850A-BF11), who designed the pedagogical framework, lesson templates and exemplar lessons on which this material is based.</w:t>
-      </w:r>
-    </w:p>
-    <w:p>
-      <w:pPr>
-        <w:spacing w:after="60" w:before="0"/>
-      </w:pPr>
-      <w:r>
-        <w:rPr>
-          <w:rFonts w:ascii="Arial" w:cs="Arial" w:eastAsia="Arial" w:hAnsi="Arial"/>
-          <w:b/>
-          <w:bCs/>
-          <w:sz w:val="17"/>
-          <w:szCs w:val="17"/>
-        </w:rPr>
-        <w:t xml:space="preserve">Production &amp; Layout: </w:t>
-      </w:r>
-      <w:r>
-        <w:rPr>
-          <w:rFonts w:ascii="Arial" w:cs="Arial" w:eastAsia="Arial" w:hAnsi="Arial"/>
-          <w:sz w:val="17"/>
-          <w:szCs w:val="17"/>
-        </w:rPr>
-        <w:t xml:space="preserve">Educational design and curriculum sequencing by SeaVuria. Technical layout, structural formatting, and digital optimization/implementation executed in partnership with ARES Education (registered 501(c)(3) in the United States and Canada (as Afretech Aid) and registered NGO in Kenya), with lesson drafting and compilation assisted by AI (Claude, Anthropic).</w:t>
-      </w:r>
-    </w:p>
-    <w:p>
-      <w:pPr>
-        <w:pBdr>
-          <w:bottom w:val="single" w:color="1F3864" w:sz="6" w:space="6"/>
-        </w:pBdr>
-        <w:spacing w:after="60" w:before="0"/>
-      </w:pPr>
-      <w:r>
-        <w:rPr>
-          <w:rFonts w:ascii="Arial" w:cs="Arial" w:eastAsia="Arial" w:hAnsi="Arial"/>
-          <w:b/>
-          <w:bCs/>
-          <w:sz w:val="17"/>
-          <w:szCs w:val="17"/>
-        </w:rPr>
-        <w:t xml:space="preserve">Licensing &amp; Copyright: </w:t>
-      </w:r>
-      <w:r>
-        <w:rPr>
-          <w:rFonts w:ascii="Arial" w:cs="Arial" w:eastAsia="Arial" w:hAnsi="Arial"/>
-          <w:sz w:val="17"/>
-          <w:szCs w:val="17"/>
-        </w:rPr>
-        <w:t xml:space="preserve">© 2026 SeaVuria and ARES. This work is licensed under a </w:t>
-      </w:r>
-      <w:hyperlink w:history="1" r:id="rIdhh4uusf3lnxjgg13urveg">
-        <w:r>
-          <w:rPr>
-            <w:rFonts w:ascii="Arial" w:cs="Arial" w:eastAsia="Arial" w:hAnsi="Arial"/>
-            <w:color w:val="1F6B75"/>
-            <w:sz w:val="17"/>
-            <w:szCs w:val="17"/>
-            <w:u w:val="single" w:color="1F6B75"/>
-          </w:rPr>
-          <w:t xml:space="preserve">Creative Commons Attribution-NonCommercial 4.0 International License</w:t>
-        </w:r>
-      </w:hyperlink>
-      <w:r>
-        <w:rPr>
-          <w:rFonts w:ascii="Arial" w:cs="Arial" w:eastAsia="Arial" w:hAnsi="Arial"/>
-          <w:sz w:val="17"/>
-          <w:szCs w:val="17"/>
-        </w:rPr>
-        <w:t xml:space="preserve"> (</w:t>
-      </w:r>
-      <w:hyperlink w:history="1" r:id="rId18mmrk2evlkdmtsaqd7q8">
-        <w:r>
-          <w:rPr>
-            <w:rFonts w:ascii="Arial" w:cs="Arial" w:eastAsia="Arial" w:hAnsi="Arial"/>
-            <w:color w:val="1F6B75"/>
-            <w:sz w:val="17"/>
-            <w:szCs w:val="17"/>
-            <w:u w:val="single" w:color="1F6B75"/>
-          </w:rPr>
-          <w:t xml:space="preserve">CC BY-NC 4.0</w:t>
-        </w:r>
-      </w:hyperlink>
-      <w:r>
-        <w:rPr>
-          <w:rFonts w:ascii="Arial" w:cs="Arial" w:eastAsia="Arial" w:hAnsi="Arial"/>
-          <w:sz w:val="17"/>
-          <w:szCs w:val="17"/>
-        </w:rPr>
-        <w:t xml:space="preserve">). To view a copy of this license, visit </w:t>
-      </w:r>
-      <w:hyperlink w:history="1" r:id="rIdpwophu7dfksy0dihnsstp">
-        <w:r>
-          <w:rPr>
-            <w:rFonts w:ascii="Arial" w:cs="Arial" w:eastAsia="Arial" w:hAnsi="Arial"/>
-            <w:color w:val="1F6B75"/>
-            <w:sz w:val="17"/>
-            <w:szCs w:val="17"/>
-            <w:u w:val="single" w:color="1F6B75"/>
-          </w:rPr>
-          <w:t xml:space="preserve">https://creativecommons.org/licenses/by-nc/4.0/</w:t>
-        </w:r>
-      </w:hyperlink>
-      <w:r>
-        <w:rPr>
-          <w:rFonts w:ascii="Arial" w:cs="Arial" w:eastAsia="Arial" w:hAnsi="Arial"/>
-          <w:sz w:val="17"/>
-          <w:szCs w:val="17"/>
-        </w:rPr>
-        <w:t xml:space="preserve">. You are free to copy, redistribute, and adapt this material in any medium or format, provided appropriate credit is given and the material is not used for commercial purposes. KICD learning outcomes and curriculum designations reproduced here for alignment purposes remain the property of KICD and are not covered by this license. Linked external resources (e.g. CK-12, Khan Academy, PhET) are subject to their own licenses.</w:t>
       </w:r>
     </w:p>
     <w:p>
@@ -1848,6 +1677,185 @@
         </w:tc>
       </w:tr>
     </w:tbl>
+    <w:p>
+      <w:pPr>
+        <w:spacing w:after="120"/>
+      </w:pPr>
+      <w:r>
+        <w:t xml:space="preserve"/>
+      </w:r>
+    </w:p>
+    <w:p>
+      <w:pPr>
+        <w:spacing w:after="80" w:before="120"/>
+      </w:pPr>
+      <w:r>
+        <w:rPr>
+          <w:rFonts w:ascii="Arial" w:cs="Arial" w:eastAsia="Arial" w:hAnsi="Arial"/>
+          <w:b/>
+          <w:bCs/>
+          <w:color w:val="1F3864"/>
+          <w:sz w:val="20"/>
+          <w:szCs w:val="20"/>
+        </w:rPr>
+        <w:t xml:space="preserve">ATTRIBUTION AND LICENSING</w:t>
+      </w:r>
+    </w:p>
+    <w:p>
+      <w:pPr>
+        <w:spacing w:after="60" w:before="0"/>
+      </w:pPr>
+      <w:r>
+        <w:rPr>
+          <w:rFonts w:ascii="Arial" w:cs="Arial" w:eastAsia="Arial" w:hAnsi="Arial"/>
+          <w:b/>
+          <w:bCs/>
+          <w:sz w:val="17"/>
+          <w:szCs w:val="17"/>
+        </w:rPr>
+        <w:t xml:space="preserve">Curriculum Alignment: </w:t>
+      </w:r>
+      <w:r>
+        <w:rPr>
+          <w:rFonts w:ascii="Arial" w:cs="Arial" w:eastAsia="Arial" w:hAnsi="Arial"/>
+          <w:sz w:val="17"/>
+          <w:szCs w:val="17"/>
+        </w:rPr>
+        <w:t xml:space="preserve">Structured in pedagogical alignment with the competence-based curriculum format and learning outcomes established by the Kenya Institute of Curriculum Development (KICD). This material is independently developed and is not officially endorsed or published by KICD.</w:t>
+      </w:r>
+    </w:p>
+    <w:p>
+      <w:pPr>
+        <w:spacing w:after="60" w:before="0"/>
+      </w:pPr>
+      <w:r>
+        <w:rPr>
+          <w:rFonts w:ascii="Arial" w:cs="Arial" w:eastAsia="Arial" w:hAnsi="Arial"/>
+          <w:b/>
+          <w:bCs/>
+          <w:sz w:val="17"/>
+          <w:szCs w:val="17"/>
+        </w:rPr>
+        <w:t xml:space="preserve">Content &amp; Pedagogy: </w:t>
+      </w:r>
+      <w:r>
+        <w:rPr>
+          <w:rFonts w:ascii="Arial" w:cs="Arial" w:eastAsia="Arial" w:hAnsi="Arial"/>
+          <w:sz w:val="17"/>
+          <w:szCs w:val="17"/>
+        </w:rPr>
+        <w:t xml:space="preserve">Developed and adapted by the educator team at SeaVuria (registered 501(c)(3) in the United States and registered NGO in Kenya, No. 872-850A-BF11), who designed the pedagogical framework, lesson templates and exemplar lessons on which this material is based.</w:t>
+      </w:r>
+    </w:p>
+    <w:p>
+      <w:pPr>
+        <w:spacing w:after="60" w:before="0"/>
+      </w:pPr>
+      <w:r>
+        <w:rPr>
+          <w:rFonts w:ascii="Arial" w:cs="Arial" w:eastAsia="Arial" w:hAnsi="Arial"/>
+          <w:b/>
+          <w:bCs/>
+          <w:sz w:val="17"/>
+          <w:szCs w:val="17"/>
+        </w:rPr>
+        <w:t xml:space="preserve">Production &amp; Layout: </w:t>
+      </w:r>
+      <w:r>
+        <w:rPr>
+          <w:rFonts w:ascii="Arial" w:cs="Arial" w:eastAsia="Arial" w:hAnsi="Arial"/>
+          <w:sz w:val="17"/>
+          <w:szCs w:val="17"/>
+        </w:rPr>
+        <w:t xml:space="preserve">Educational design and curriculum sequencing by SeaVuria. Technical layout, structural formatting, and digital optimization/implementation executed in partnership with ARES Education (registered 501(c)(3) in the United States and Canada (as Afretech Aid) and registered NGO in Kenya), with lesson drafting and compilation assisted by AI (Claude, Anthropic).</w:t>
+      </w:r>
+    </w:p>
+    <w:p>
+      <w:pPr>
+        <w:pBdr>
+          <w:bottom w:val="single" w:color="1F3864" w:sz="6" w:space="6"/>
+        </w:pBdr>
+        <w:spacing w:after="60" w:before="0"/>
+      </w:pPr>
+      <w:r>
+        <w:rPr>
+          <w:rFonts w:ascii="Arial" w:cs="Arial" w:eastAsia="Arial" w:hAnsi="Arial"/>
+          <w:b/>
+          <w:bCs/>
+          <w:sz w:val="17"/>
+          <w:szCs w:val="17"/>
+        </w:rPr>
+        <w:t xml:space="preserve">Licensing &amp; Copyright: </w:t>
+      </w:r>
+      <w:r>
+        <w:rPr>
+          <w:rFonts w:ascii="Arial" w:cs="Arial" w:eastAsia="Arial" w:hAnsi="Arial"/>
+          <w:sz w:val="17"/>
+          <w:szCs w:val="17"/>
+        </w:rPr>
+        <w:t xml:space="preserve">© 2026 SeaVuria and ARES. This work is licensed under a </w:t>
+      </w:r>
+      <w:hyperlink w:history="1" r:id="rIdf8vinufq6gip1timc9esy">
+        <w:r>
+          <w:rPr>
+            <w:rFonts w:ascii="Arial" w:cs="Arial" w:eastAsia="Arial" w:hAnsi="Arial"/>
+            <w:color w:val="1F6B75"/>
+            <w:sz w:val="17"/>
+            <w:szCs w:val="17"/>
+            <w:u w:val="single" w:color="1F6B75"/>
+          </w:rPr>
+          <w:t xml:space="preserve">Creative Commons Attribution-NonCommercial 4.0 International License</w:t>
+        </w:r>
+      </w:hyperlink>
+      <w:r>
+        <w:rPr>
+          <w:rFonts w:ascii="Arial" w:cs="Arial" w:eastAsia="Arial" w:hAnsi="Arial"/>
+          <w:sz w:val="17"/>
+          <w:szCs w:val="17"/>
+        </w:rPr>
+        <w:t xml:space="preserve"> (</w:t>
+      </w:r>
+      <w:hyperlink w:history="1" r:id="rIdkhwwfyu1uclrrvjd582id">
+        <w:r>
+          <w:rPr>
+            <w:rFonts w:ascii="Arial" w:cs="Arial" w:eastAsia="Arial" w:hAnsi="Arial"/>
+            <w:color w:val="1F6B75"/>
+            <w:sz w:val="17"/>
+            <w:szCs w:val="17"/>
+            <w:u w:val="single" w:color="1F6B75"/>
+          </w:rPr>
+          <w:t xml:space="preserve">CC BY-NC 4.0</w:t>
+        </w:r>
+      </w:hyperlink>
+      <w:r>
+        <w:rPr>
+          <w:rFonts w:ascii="Arial" w:cs="Arial" w:eastAsia="Arial" w:hAnsi="Arial"/>
+          <w:sz w:val="17"/>
+          <w:szCs w:val="17"/>
+        </w:rPr>
+        <w:t xml:space="preserve">). To view a copy of this license, visit </w:t>
+      </w:r>
+      <w:hyperlink w:history="1" r:id="rIdecewrqfemph8sgtlolmka">
+        <w:r>
+          <w:rPr>
+            <w:rFonts w:ascii="Arial" w:cs="Arial" w:eastAsia="Arial" w:hAnsi="Arial"/>
+            <w:color w:val="1F6B75"/>
+            <w:sz w:val="17"/>
+            <w:szCs w:val="17"/>
+            <w:u w:val="single" w:color="1F6B75"/>
+          </w:rPr>
+          <w:t xml:space="preserve">https://creativecommons.org/licenses/by-nc/4.0/</w:t>
+        </w:r>
+      </w:hyperlink>
+      <w:r>
+        <w:rPr>
+          <w:rFonts w:ascii="Arial" w:cs="Arial" w:eastAsia="Arial" w:hAnsi="Arial"/>
+          <w:sz w:val="17"/>
+          <w:szCs w:val="17"/>
+        </w:rPr>
+        <w:t xml:space="preserve">. You are free to copy, redistribute, and adapt this material in any medium or format, provided appropriate credit is given and the material is not used for commercial purposes. KICD learning outcomes and curriculum designations reproduced here for alignment purposes remain the property of KICD and are not covered by this license. Linked external resources (e.g. CK-12, Khan Academy, PhET) are subject to their own licenses.</w:t>
+      </w:r>
+    </w:p>
     <w:sectPr>
       <w:pgSz w:w="15840" w:h="12240" w:orient="landscape"/>
       <w:pgMar w:top="1080" w:right="1080" w:bottom="1080" w:left="1080" w:header="708" w:footer="708" w:gutter="0"/>

--- a/data/outputs/v2/General_Science/SS1.6_Plant_Growth_and_Development/General_Science_Plant_Growth_and_Development_SummaryTable.docx
+++ b/data/outputs/v2/General_Science/SS1.6_Plant_Growth_and_Development/General_Science_Plant_Growth_and_Development_SummaryTable.docx
@@ -532,7 +532,7 @@
                 <w:sz w:val="18"/>
                 <w:szCs w:val="18"/>
               </w:rPr>
-              <w:t xml:space="preserve">Seed Structure and Germination Conditions</w:t>
+              <w:t xml:space="preserve">Noticing and Wondering: Why Do Seeds Behave So Differently?</w:t>
             </w:r>
           </w:p>
         </w:tc>
@@ -564,7 +564,7 @@
                 <w:sz w:val="18"/>
                 <w:szCs w:val="18"/>
               </w:rPr>
-              <w:t xml:space="preserve">Students examined soaked maize and bean seeds (common in Kenyan shambas) and dissected them to identify the testa, cotyledons, embryo (plumule and radicle), and endosperm. They also observed two sets of seeds — one placed in moist cotton wool in a warm spot near a Nairobi classroom window and one kept dry and cold — over 48 hours, noting which set began to germinate.</w:t>
+              <w:t xml:space="preserve">Students observed two transparent germination containers showing maize and bean seeds at day 3 to 5 of growth, noting that bean cotyledons arch above the soil while maize sends a single spike upward with the seed remaining underground. They also examined a photograph of a mango trunk cross-section showing growth rings and a photograph of a wilted two-season-old seed packet.</w:t>
             </w:r>
           </w:p>
         </w:tc>
@@ -596,7 +596,7 @@
                 <w:sz w:val="18"/>
                 <w:szCs w:val="18"/>
               </w:rPr>
-              <w:t xml:space="preserve">A seed contains a pre-formed embryo and a food store (endosperm or cotyledons). Germination requires three external conditions: adequate water (imbibition triggers enzyme activation), suitable warmth (optimum ~25–30 °C for most Kenyan crop seeds), and oxygen (for aerobic respiration to release energy). Light is NOT a requirement for germination itself. Seeds kept dry or cold do not germinate because metabolic processes cannot be activated without moisture and warmth.</w:t>
+              <w:t xml:space="preserve">Students learned the distinction between growth — an increase in size or mass — and development — a series of organised changes in structure and function. They learned that scientists begin investigations by making careful observations and recording honest questions, as researchers at institutions like KALRO in Kenya do.</w:t>
             </w:r>
           </w:p>
         </w:tc>
@@ -628,7 +628,7 @@
                 <w:sz w:val="18"/>
                 <w:szCs w:val="18"/>
               </w:rPr>
-              <w:t xml:space="preserve">The differently growing seeds in the driving-question garden may simply have received different amounts of water or been exposed to different soil temperatures — factors that control whether and how quickly germination begins. Teacher note: Reinforce that dormancy is a survival adaptation; maize farmers in the Rift Valley store seed grain in dry conditions deliberately to prevent premature germination.</w:t>
+              <w:t xml:space="preserve">Students produced initial explanations for why maize and bean seeds emerge differently, drawing on their own prior knowledge and observations. These explanations are first drafts and are expected to be incomplete. Students also built Model Version 1 showing their current understanding of what is inside a seed and what it needs to grow, which will be revised across the sub-strand.</w:t>
             </w:r>
           </w:p>
         </w:tc>
@@ -681,7 +681,7 @@
                 <w:sz w:val="18"/>
                 <w:szCs w:val="18"/>
               </w:rPr>
-              <w:t xml:space="preserve">Stages of Germination: Epigeal vs. Hypogeal</w:t>
+              <w:t xml:space="preserve">What Is Dormancy? Why Do Some Seeds Refuse to Wake Up?</w:t>
             </w:r>
           </w:p>
         </w:tc>
@@ -713,7 +713,7 @@
                 <w:sz w:val="18"/>
                 <w:szCs w:val="18"/>
               </w:rPr>
-              <w:t xml:space="preserve">Students observed time-lapse photographs and live specimens (day 1–7) of germinating bean seeds (epigeal) and maize seeds (hypogeal). They sketched and labelled each stage: water uptake → radicle emergence → shoot emergence → first true leaves. They compared how the cotyledons behaved differently in the two types — bean cotyledons rose above soil; maize scutellum stayed below.</w:t>
+              <w:t xml:space="preserve">We observed four seeds — fresh bean, soaked bean, new sorghum, and old stored sorghum — and noticed differences in seed coat texture, colour, and flexibility. We saw that soaked seeds felt softer and swollen compared to dry dormant seeds.</w:t>
             </w:r>
           </w:p>
         </w:tc>
@@ -745,7 +745,7 @@
                 <w:sz w:val="18"/>
                 <w:szCs w:val="18"/>
               </w:rPr>
-              <w:t xml:space="preserve">Germination follows a sequence: (1) imbibition of water, (2) activation of amylase and other enzymes that digest stored starch/protein, (3) radicle emerges first (positive geotropism) to anchor the plant and absorb water, (4) plumule emerges and grows upward (negative geotropism). In epigeal germination (beans, pawpaw) the hypocotyl elongates and pulls cotyledons above ground. In hypogeal germination (maize, millet — staples across western Kenya) the cotyledon/scutellum remains below ground and the epicotyl pushes the shoot up. Seedling establishment ends when the plant becomes photosynthetically self-sufficient.</w:t>
+              <w:t xml:space="preserve">We learned that seed dormancy has four causes: a hard impermeable seed coat, an immature embryo, chemical inhibitors such as abscisic acid, and unfavourable environmental conditions. We learned three methods of breaking dormancy: scarification, stratification, and soaking. We connected these to practices used by farmers in Turkana and Kisumu.</w:t>
             </w:r>
           </w:p>
         </w:tc>
@@ -777,7 +777,7 @@
                 <w:sz w:val="18"/>
                 <w:szCs w:val="18"/>
               </w:rPr>
-              <w:t xml:space="preserve">The type of germination partly explains early growth differences: an epigeal seedling (e.g., bean) is vulnerable to soil crust because it must pull cotyledons through; a hypogeal seedling (e.g., maize) is more protected. This helps answer why bean seedlings in a heavy-clay Kisumu garden may struggle while maize seedlings in the same garden push through more easily. Teacher note: Ask students to connect radicle-first emergence to the function of roots before shoots — a classic engineering-practice argument from evidence opportunity.</w:t>
+              <w:t xml:space="preserve">We can now explain part of the Kisumu farmer mystery: the stored seeds that did not germinate were in a state of dormancy — they were alive but their germination was blocked, possibly by a hardened seed coat or chemical inhibitors that built up during long dry storage. Dormancy is not death — it is a survival strategy that kept those seeds alive across two seasons.</w:t>
             </w:r>
           </w:p>
         </w:tc>
@@ -830,7 +830,7 @@
                 <w:sz w:val="18"/>
                 <w:szCs w:val="18"/>
               </w:rPr>
-              <w:t xml:space="preserve">Regions of Growth in Roots and Shoots</w:t>
+              <w:t xml:space="preserve">What Does a Seed Need? Investigating the Conditions for Germination</w:t>
             </w:r>
           </w:p>
         </w:tc>
@@ -862,7 +862,7 @@
                 <w:sz w:val="18"/>
                 <w:szCs w:val="18"/>
               </w:rPr>
-              <w:t xml:space="preserve">Students used hand lenses to examine the tips of germinating bean roots and shoots. They observed or were shown prepared slides (or clear diagrams) of the root tip showing: root cap, meristematic (cell division) zone, elongation zone, and maturation zone with root hairs. A simple experiment marked equal 2 mm intervals along a young root with ink; after 24 hours students measured which intervals had expanded most, identifying the elongation zone.</w:t>
+              <w:t xml:space="preserve">We observed that maize and bean seeds placed on moist cotton wool in transparent cups showed no visible change on Day 1. We set up four experimental groups: one with full conditions, one without water, one without air, and one in a cold location. We recorded our baseline observations and noted that on Day 1 all seeds looked similar regardless of the condition they were placed in.</w:t>
             </w:r>
           </w:p>
         </w:tc>
@@ -894,7 +894,7 @@
                 <w:sz w:val="18"/>
                 <w:szCs w:val="18"/>
               </w:rPr>
-              <w:t xml:space="preserve">Plant growth is localised, not diffuse. The apical meristem at root and shoot tips contains rapidly dividing undifferentiated cells. Cells produced move back into the elongation zone where they take up water by osmosis and expand — this is what drives root penetration into soil and shoot extension upward. In the maturation zone, cells differentiate into specialised tissues (xylem, phloem, root hair cells). Root hairs massively increase surface area for water and mineral absorption. This is primary growth (increase in length).</w:t>
+              <w:t xml:space="preserve">We learned that three conditions are essential for germination: water (which triggers imbibition and enzyme activation), oxygen (which powers aerobic respiration to release energy for cell growth), and optimum temperature (which ensures enzyme activity is efficient). We connected these conditions to the Kisumu farmer is garden: her seeds had water, air, and warmth, which is why most germinated. We also connected the No Water cup to the dry tin storage from Lesson 2 — seeds in dry conditions cannot begin germination regardless of other factors.</w:t>
             </w:r>
           </w:p>
         </w:tc>
@@ -926,7 +926,7 @@
                 <w:sz w:val="18"/>
                 <w:szCs w:val="18"/>
               </w:rPr>
-              <w:t xml:space="preserve">Because growth occurs only at specific zones, damage to a root tip (e.g., by a soil pest common in Kenyan farms like the root-knot nematode) can completely halt root elongation even though the rest of the root is intact. This explains uneven plant heights in the driving-question garden — physical or biological damage to the growing tip produces stunted plants beside healthy neighbours. Teacher note: The ink-marking experiment is a powerful NGSS Planning and Carrying Out Investigations practice; ensure students record quantitative data and calculate which zone elongated by what percentage.</w:t>
+              <w:t xml:space="preserve">We explained that the Kisumu farmer is stored seeds that failed to germinate were likely in conditions similar to our Cup B — no water available. We also explained that a seed does not just need to have dormancy broken (Lesson 2) — it then actively needs three external conditions to be met simultaneously before germination can begin. Our experiment models this: removing even one condition is enough to prevent or delay germination, which is why the farmer is seeds respond so differently even when planted in the same garden on the same day.</w:t>
             </w:r>
           </w:p>
         </w:tc>
@@ -979,7 +979,7 @@
                 <w:sz w:val="18"/>
                 <w:szCs w:val="18"/>
               </w:rPr>
-              <w:t xml:space="preserve">Plant Hormones: Auxins and Phototropism</w:t>
+              <w:t xml:space="preserve">Two Ways to Emerge: Epigeal and Hypogeal Germination</w:t>
             </w:r>
           </w:p>
         </w:tc>
@@ -1011,7 +1011,7 @@
                 <w:sz w:val="18"/>
                 <w:szCs w:val="18"/>
               </w:rPr>
-              <w:t xml:space="preserve">Students set up or observed the classic oat/bean seedling experiment: one set of seedlings grown with light from one side (unilateral light), one set with tips covered, one set with tips removed. They observed that only intact-tipped seedlings with unilateral light bent toward the light source (positive phototropism). Students also observed photographs of sukuma wiki (kale) grown under a shade net leaning toward the gap — a Kenyan farm context.</w:t>
+              <w:t xml:space="preserve">Students observed germinating bean seeds with curved arch-shaped seedlings pushing yellow-green cotyledons above the soil surface, and germinating maize seeds with a straight green spike emerging above the soil while the grain remained buried underground. They noted that the bean seedling forms a distinct hook or arch shape while the maize seedling emerges as a straight upright point.</w:t>
             </w:r>
           </w:p>
         </w:tc>
@@ -1043,7 +1043,7 @@
                 <w:sz w:val="18"/>
                 <w:szCs w:val="18"/>
               </w:rPr>
-              <w:t xml:space="preserve">Auxin (Indole-3-acetic acid, IAA) is produced at the shoot apex and moves downward. When light strikes from one side, auxin migrates to the shaded side, causing greater cell elongation there, which bends the shoot toward the light. Key points: (1) Auxin promotes elongation in shoots at low concentrations but inhibits elongation at high concentrations. (2) In roots the effect is reversed — even low auxin concentrations inhibit elongation, which is why roots grow away from light (negative phototropism). (3) Removing the tip abolishes the response, proving the tip is the source of the signal.</w:t>
+              <w:t xml:space="preserve">Students learned that the two types of seed germination are called epigeal (cotyledons emerge above the soil, driven by hypocotyl elongation — as in beans and groundnuts) and hypogeal (cotyledons remain below the soil while the epicotyl pushes the plumule upward — as in maize and wheat). They labelled diagrams with radicle, hypocotyl, epicotyl, cotyledon, and plumule, and completed a Venn diagram comparing both types.</w:t>
             </w:r>
           </w:p>
         </w:tc>
@@ -1075,7 +1075,7 @@
                 <w:sz w:val="18"/>
                 <w:szCs w:val="18"/>
               </w:rPr>
-              <w:t xml:space="preserve">Plants in a garden shaded by neighbouring maize stalks or a fence will bend toward available light — explaining why some seedlings in the driving-question garden grow at angles while others grow straight. This is an adaptive, hormonally controlled response, not random. Teacher note: Emphasise that auxin is a chemical signal (not nervous-system-based) — a key conceptual distinction for Grade 10 students. Connect to agricultural practice: Kenyan horticulturalists in Thika use synthetic auxins (rooting powders) when propagating rose cuttings.</w:t>
+              <w:t xml:space="preserve">Students explained the Kisumu farmer puzzle: the bean seedling forms an arch because the hypocotyl elongates and pulls the cotyledons above the soil where they can begin photosynthesis, while the maize seedling sends only its plumule upward via the elongating epicotyl, keeping the energy-rich cotyledon safely underground as a food reserve. Both strategies successfully get the seedling established, but through different structural mechanisms determined by the genetics of each plant species.</w:t>
             </w:r>
           </w:p>
         </w:tc>
@@ -1128,7 +1128,7 @@
                 <w:sz w:val="18"/>
                 <w:szCs w:val="18"/>
               </w:rPr>
-              <w:t xml:space="preserve">Gibberellins, Cytokinins, and Overall Plant Growth Regulation</w:t>
+              <w:t xml:space="preserve">Getting Taller vs. Getting Thicker: Primary and Secondary Growth</w:t>
             </w:r>
           </w:p>
         </w:tc>
@@ -1160,7 +1160,7 @@
                 <w:sz w:val="18"/>
                 <w:szCs w:val="18"/>
               </w:rPr>
-              <w:t xml:space="preserve">Students observed (via photographs or demonstration) dwarf maize plants alongside normal maize plants of the same age grown in Kenyan experimental plots. They also observed photographs of seedless grapes (treated with gibberellins) vs. normal grapes, and petri-dish experiments showing cytokinins delaying leaf yellowing (senescence) in cut sukuma wiki leaves stored with and without cytokinin solution.</w:t>
+              <w:t xml:space="preserve">We observed cross-sections of a sukuma wiki stem and a mango twig. The sukuma wiki stem was green, soft, and showed loosely arranged vascular bundles with no visible rings. The mango twig was brown and hard, showed a distinct ring between the bark and the inner wood, and had visible growth rings in the woody core.</w:t>
             </w:r>
           </w:p>
         </w:tc>
@@ -1192,7 +1192,7 @@
                 <w:sz w:val="18"/>
                 <w:szCs w:val="18"/>
               </w:rPr>
-              <w:t xml:space="preserve">Gibberellins promote stem elongation (internode extension), seed germination (by activating amylase), and fruit development. Dwarf varieties of maize and wheat lack functional gibberellin pathways — a fact exploited in Kenya's high-yielding dwarf maize breeding programmes. Cytokinins promote cell division, delay senescence, and work antagonistically with auxin to determine shoot-to-root growth balance. Abscisic acid (ABA) promotes dormancy and stomatal closure under drought — highly relevant to Kenya's semi-arid regions. Ethylene promotes fruit ripening and leaf abscission. Together, the ratio and interaction of these hormones — not just any single one — determines the plant's growth pattern.</w:t>
+              <w:t xml:space="preserve">We learned that plants grow in two distinct ways: primary growth increases the length of roots and shoots through cell division in apical meristems at the tips of roots and shoots; secondary growth increases the girth (thickness) of stems and roots through cell division in the vascular cambium, a ring of lateral meristem tissue located between the xylem and phloem. Each growing season, the vascular cambium of a Kenyan mango or avocado tree produces a new layer of xylem inward and phloem outward, creating an annual ring. Herbaceous plants such as sukuma wiki, beans, and maize have little or no vascular cambium activity and therefore do not develop a thick woody trunk.</w:t>
             </w:r>
           </w:p>
         </w:tc>
@@ -1224,7 +1224,7 @@
                 <w:sz w:val="18"/>
                 <w:szCs w:val="18"/>
               </w:rPr>
-              <w:t xml:space="preserve">The driving-question garden seeds grow differently partly because they may be different varieties with different hormonal sensitivities (e.g., a tall local maize variety vs. a dwarf hybrid). Environmental stresses like drought trigger ABA production, slowing growth — explaining why plants near a dry patch of the garden stay small. Teacher note: This lesson is rich for Developing and Using Models (NGSS SEP); students should update their class model to show hormone arrows between plant parts.</w:t>
+              <w:t xml:space="preserve">We can now explain why the mango and avocado trees next to the Kisumu farmer bean plants grow thicker trunks every year while the bean plants remain thin: the trees have an active vascular cambium that produces new wood (secondary xylem) each season, while the bean plants rely almost entirely on apical meristem activity for growth in length and have no significant secondary growth. This also explains why counting the annual rings in a mango trunk cross-section can reveal the age of the tree, and why timber from Kenyan trees is dense and strong — it is the accumulated product of many years of secondary growth from the vascular cambium.</w:t>
             </w:r>
           </w:p>
         </w:tc>
@@ -1277,7 +1277,7 @@
                 <w:sz w:val="18"/>
                 <w:szCs w:val="18"/>
               </w:rPr>
-              <w:t xml:space="preserve">Environmental Factors Affecting Plant Growth</w:t>
+              <w:t xml:space="preserve">Chemical Messengers in Plants: Growth Hormones</w:t>
             </w:r>
           </w:p>
         </w:tc>
@@ -1309,7 +1309,7 @@
                 <w:sz w:val="18"/>
                 <w:szCs w:val="18"/>
               </w:rPr>
-              <w:t xml:space="preserve">Students analysed data tables and graphs from a school garden investigation (or KARI/KALRO published data) showing maize plant height at harvest under four conditions: full sunlight + adequate water, full sunlight + water stress, shade + adequate water, shade + water stress. They identified trends and anomalies in the data sets and discussed what variables were controlled.</w:t>
+              <w:t xml:space="preserve">A sukuma wiki stem bending toward a window; a potted seedling tilted toward a one-sided light source; mangoes and bananas ripening quickly when stored together in a Kisumu market; dormant seeds that refuse to germinate even when given water and warmth.</w:t>
             </w:r>
           </w:p>
         </w:tc>
@@ -1341,7 +1341,7 @@
                 <w:sz w:val="18"/>
                 <w:szCs w:val="18"/>
               </w:rPr>
-              <w:t xml:space="preserve">Plant growth is regulated by both internal (hormonal/genetic) and external (environmental) factors. Key environmental factors: (1) Light intensity and photoperiod — affects rate of photosynthesis and, via phytochrome, triggers flowering. (2) Water availability — water is needed for cell turgor (elongation), photosynthesis, and mineral transport; drought stunts growth and triggers ABA-mediated dormancy. (3) Mineral nutrients — nitrogen is essential for protein/chlorophyll synthesis; phosphorus for root development and ATP; potassium for enzyme function and stomatal control. (4) Temperature — affects enzyme reaction rates; frost damages membranes. (5) Soil pH — affects mineral availability. Kenyan Highland soils (Kericho, Meru) are naturally fertile; coastal soils may be sandy and nutrient-poor.</w:t>
+              <w:t xml:space="preserve">Plants produce five major hormones: auxins control phototropic bending and apical dominance by causing unequal cell elongation; gibberellins promote stem elongation and help break seed dormancy; cytokinins stimulate cell division and lateral bud growth; abscisic acid maintains seed dormancy and closes stomata during drought; ethylene triggers fruit ripening and leaf drop. These chemical messengers work by signalling specific cells to grow, divide, or stop, without the plant having a nervous system.</w:t>
             </w:r>
           </w:p>
         </w:tc>
@@ -1373,7 +1373,7 @@
                 <w:sz w:val="18"/>
                 <w:szCs w:val="18"/>
               </w:rPr>
-              <w:t xml:space="preserve">This lesson directly and comprehensively answers the driving question: seeds from the same garden grow differently because they experience micro-variations in all these factors — a patch of shade, a slightly drier or wetter spot, a pocket of compacted or nutrient-depleted soil. The interaction of these factors with internal hormonal signals produces the observed variation. Teacher note: Guide students to distinguish correlation from causation when interpreting the data — a critical NGSS Analysing and Interpreting Data practice. Refer back to earlier lessons on auxin and gibberellins to show the chain: environment → hormone signal → cellular response → observable growth difference.</w:t>
+              <w:t xml:space="preserve">The Kisumu farmer saw the bean seedlings push upward and arch while maize shot straight — differences shaped by germination type and apical dominance controlled partly by auxin. The dormant seeds that refused to germinate despite water and warmth were held by abscisic acid acting as a chemical lock. The mangoes in the market ripened faster near bananas because ethylene released by one fruit triggered ripening in the other. The spindly sukuma wiki near a dim window elongated toward light because auxin migrated to the shaded side, causing those cells to grow longer and bend the stem toward the light source.</w:t>
             </w:r>
           </w:p>
         </w:tc>
@@ -1426,7 +1426,7 @@
                 <w:sz w:val="18"/>
                 <w:szCs w:val="18"/>
               </w:rPr>
-              <w:t xml:space="preserve">Tropisms and Nastic Movements</w:t>
+              <w:t xml:space="preserve">Factors Favouring Plant Growth: Environmental Influences and Cumulative Model Building</w:t>
             </w:r>
           </w:p>
         </w:tc>
@@ -1458,7 +1458,7 @@
                 <w:sz w:val="18"/>
                 <w:szCs w:val="18"/>
               </w:rPr>
-              <w:t xml:space="preserve">Students observed (live or via video) the following: (1) A bean seedling root growing around a stone in a pot (thigmotropism / obstacle response). (2) A climbing passion fruit vine tendril wrapping around a support stake (thigmotropism). (3) Photographs of the sensitive plant Mimosa pudica (touch-me-not, found in Kenyan roadsides) leaves folding on touch (thigmonasty). (4) A time-lapse of a sunflower head tracking the sun (heliotropism). They classified each movement as a tropism or a nastic movement and identified the stimulus.</w:t>
+              <w:t xml:space="preserve">We observed how tea plants in cool Kericho, maize in the warm Rift Valley, and mangroves in saline Mombasa each grow under very different environmental conditions — and that water, temperature, light, and nutrients shape not just whether a plant grows, but how it grows, how fast, and in what form.</w:t>
             </w:r>
           </w:p>
         </w:tc>
@@ -1490,7 +1490,7 @@
                 <w:sz w:val="18"/>
                 <w:szCs w:val="18"/>
               </w:rPr>
-              <w:t xml:space="preserve">A tropism is a directional growth response to a directional stimulus; the direction of the response depends on the direction of the stimulus (e.g., phototropism, geotropism, hydrotropism, thigmotropism). A nastic movement is a non-directional response to a non-directional stimulus — the direction of movement is determined by plant anatomy, not stimulus direction (e.g., thigmonasty in Mimosa, nyctinasty — opening/closing of flowers with day/night). Tropisms involve differential cell elongation (hormones) and are permanent/slow; many nastic movements involve reversible changes in turgor pressure and are rapid. Both are adaptive: tropisms direct organ growth toward resources; nastic movements provide protection or pollination advantage.</w:t>
+              <w:t xml:space="preserve">We learned that environmental factors do not act independently — they interact with the biological systems inside the plant, including the conditions needed for germination, the type of growth (primary or secondary), and the action of hormones such as auxins, gibberellins, and abscisic acid, to produce the plant forms we see in different regions of Kenya.</w:t>
             </w:r>
           </w:p>
         </w:tc>
@@ -1522,7 +1522,7 @@
                 <w:sz w:val="18"/>
                 <w:szCs w:val="18"/>
               </w:rPr>
-              <w:t xml:space="preserve">A climbing passion fruit vine that wraps its tendrils around a wooden post (common in Kenyan kitchen gardens) is using thigmotropism — a hormonally mediated differential elongation response — to access vertical space and light. This is the same mechanism as phototropism studied in Lesson 4, applied to a touch stimulus. The diversity of movement types helps explain why plants with identical genetics can look very different depending on the physical structure of their environment. Teacher note: Ensure students do not confuse nastic movements with tropisms — a common misconception. Use the directionality criterion as the distinguishing test.</w:t>
+              <w:t xml:space="preserve">We can now explain more completely why the Kisumu farmer sees such different outcomes: the maize and bean seeds differ in germination type and hormone responses, the mango tree undergoes secondary growth driven by cambium activity, and all of these biological processes are shaped and modified by the water, temperature, light, and nutrients available in the garden environment. Plants are not growing in isolation — they are growing in conversation with their environment.</w:t>
             </w:r>
           </w:p>
         </w:tc>
@@ -1575,7 +1575,7 @@
                 <w:sz w:val="18"/>
                 <w:szCs w:val="18"/>
               </w:rPr>
-              <w:t xml:space="preserve">Secondary Growth, Life Cycles, and Flowering</w:t>
+              <w:t xml:space="preserve">Putting It All Together: Synthesis, Cumulative Model Revision, and Assessment</w:t>
             </w:r>
           </w:p>
         </w:tc>
@@ -1607,7 +1607,7 @@
                 <w:sz w:val="18"/>
                 <w:szCs w:val="18"/>
               </w:rPr>
-              <w:t xml:space="preserve">Students examined a cross-section of a tree trunk (a sawn timber offcut, readily available in Kenyan hardware/timber yards) and counted annual rings. They compared the trunk section with a herbaceous stem (e.g., bean or sunflower stem cross-section diagram) to identify the presence of a vascular cambium and cork cambium in woody stems but not herbaceous ones. Students also classified common Kenyan plants (mukau tree, neem, bougainvillea, bean, maize, Napier grass) as annuals, biennials, or perennials, and as monocots or dicots.</w:t>
+              <w:t xml:space="preserve">We observed the complete evidence gallery from the unit — maize and bean germination in the Kisumu garden, the mango trunk cross-section with growth rings, spindly sukuma wiki grown in low light versus healthy sukuma wiki in full sun, germination data tables, and auxin redistribution diagrams — and we revisited the Driving Question Board to see every question our class has answered since Lesson 1.</w:t>
             </w:r>
           </w:p>
         </w:tc>
@@ -1639,7 +1639,7 @@
                 <w:sz w:val="18"/>
                 <w:szCs w:val="18"/>
               </w:rPr>
-              <w:t xml:space="preserve">Primary growth (from apical meristems) increases length. Secondary growth (from lateral meristems — vascular cambium and cork cambium) increases girth and is found in dicot woody plants. The vascular cambium produces secondary xylem (wood) inward and secondary phloem outward; annual rings reflect seasonal variation in xylem cell size (large in wet season, small in dry season) — particularly visible in trees from Kenya's seasonally dry regions like Tsavo. Herbaceous plants (maize, bean, sukuma wiki) do not undergo secondary growth. Flowering (reproduction) is triggered by photoperiod detected by phytochrome: short-day plants flower when nights exceed a critical length; long-day plants flower when nights are shorter. Life cycle length (annual vs. perennial) is genetically determined but modulated by environment.</w:t>
+              <w:t xml:space="preserve">We learned that a seed journey from dormancy to a mature plant is controlled by interacting biological and environmental systems: dormancy is maintained by abscisic acid and broken by water, temperature, and scarification; germination type — epigeal in beans and hypogeal in maize — is determined by the position of cotyledons; primary growth at apical meristems increases length while secondary growth at the vascular cambium increases girth; auxins, gibberellins, cytokinins, abscisic acid, and ethylene each regulate specific stages; and environmental factors including water, temperature, light, and nutrients interact with these hormones to produce the plant forms seen across Kenyan regions from Kericho to Mombasa.</w:t>
             </w:r>
           </w:p>
         </w:tc>
@@ -1671,7 +1671,7 @@
                 <w:sz w:val="18"/>
                 <w:szCs w:val="18"/>
               </w:rPr>
-              <w:t xml:space="preserve">The final answer to the driving question integrates all lessons: a tiny maize seed and a mukau tree seed from the same garden will grow so differently because (1) their genetic programmes specify entirely different life cycles and body plans, (2) their hormonal systems respond differently to the same environmental cues, (3) one undergoes only primary growth while the other adds secondary growth year after year, and (4) micro-environmental differences in water, light, temperature, and nutrients amplify genetic differences into dramatically different phenotypes. Teacher note: Use this lesson as a Model Building culmination — students should produce a final annotated diagram connecting seed structure (Lesson 1) → germination (Lesson 2) → meristem growth (Lesson 3) → hormonal control (Lessons 4–5) → environmental factors (Lesson 6) → directional movements (Lesson 7) → secondary growth and life cycle (Lesson 8) to fully answer the driving question.</w:t>
+              <w:t xml:space="preserve">We explained the complete anchoring phenomenon: bean seeds in Kisumu undergo epigeal germination because the hypocotyl elongates and pushes cotyledons above soil, while maize undergoes hypogeal germination because the epicotyl elongates and the coleoptile emerges while cotyledons remain underground; stored seeds failed to germinate because dormancy was maintained by abscisic acid and unfavourable conditions; and the mango trunk widened over the years through secondary growth driven by the vascular cambium. We also explained the Nakuru farmer phenomenon — pale, spindly bean seedlings result from etiolation caused by auxin redistribution in low light, which promotes excessive primary growth in length while suppressing lateral branching through apical dominance, and the solution is to increase light exposure or remove the apical bud to break apical dominance.</w:t>
             </w:r>
           </w:p>
         </w:tc>
@@ -1795,7 +1795,7 @@
         </w:rPr>
         <w:t xml:space="preserve">© 2026 SeaVuria and ARES. This work is licensed under a </w:t>
       </w:r>
-      <w:hyperlink w:history="1" r:id="rIdf8vinufq6gip1timc9esy">
+      <w:hyperlink w:history="1" r:id="rIdwoi-prhynso-yvrpgbaba">
         <w:r>
           <w:rPr>
             <w:rFonts w:ascii="Arial" w:cs="Arial" w:eastAsia="Arial" w:hAnsi="Arial"/>
@@ -1815,7 +1815,7 @@
         </w:rPr>
         <w:t xml:space="preserve"> (</w:t>
       </w:r>
-      <w:hyperlink w:history="1" r:id="rIdkhwwfyu1uclrrvjd582id">
+      <w:hyperlink w:history="1" r:id="rIdix6-ooinuo2syrfksu4s-">
         <w:r>
           <w:rPr>
             <w:rFonts w:ascii="Arial" w:cs="Arial" w:eastAsia="Arial" w:hAnsi="Arial"/>
@@ -1835,7 +1835,7 @@
         </w:rPr>
         <w:t xml:space="preserve">). To view a copy of this license, visit </w:t>
       </w:r>
-      <w:hyperlink w:history="1" r:id="rIdecewrqfemph8sgtlolmka">
+      <w:hyperlink w:history="1" r:id="rIdwizopf60mjphd_3qestnw">
         <w:r>
           <w:rPr>
             <w:rFonts w:ascii="Arial" w:cs="Arial" w:eastAsia="Arial" w:hAnsi="Arial"/>

--- a/data/outputs/v2/General_Science/SS1.6_Plant_Growth_and_Development/General_Science_Plant_Growth_and_Development_SummaryTable.docx
+++ b/data/outputs/v2/General_Science/SS1.6_Plant_Growth_and_Development/General_Science_Plant_Growth_and_Development_SummaryTable.docx
@@ -894,7 +894,7 @@
                 <w:sz w:val="18"/>
                 <w:szCs w:val="18"/>
               </w:rPr>
-              <w:t xml:space="preserve">We learned that three conditions are essential for germination: water (which triggers imbibition and enzyme activation), oxygen (which powers aerobic respiration to release energy for cell growth), and optimum temperature (which ensures enzyme activity is efficient). We connected these conditions to the Kisumu farmer is garden: her seeds had water, air, and warmth, which is why most germinated. We also connected the No Water cup to the dry tin storage from Lesson 2 — seeds in dry conditions cannot begin germination regardless of other factors.</w:t>
+              <w:t xml:space="preserve">We learned that three conditions are essential for germination: water (which triggers imbibition and enzyme activation), oxygen (which powers aerobic respiration to release energy for cell growth), and optimum temperature (which ensures enzyme activity is efficient). We connected these conditions to the Kisumu farmer is garden: her seeds had water, air, and warmth, which is why most germinated. We also connected the No Water cup to the dry gourd storage from Lesson 2 — seeds in dry conditions cannot begin germination regardless of other factors.</w:t>
             </w:r>
           </w:p>
         </w:tc>
@@ -1795,7 +1795,7 @@
         </w:rPr>
         <w:t xml:space="preserve">© 2026 SeaVuria and ARES. This work is licensed under a </w:t>
       </w:r>
-      <w:hyperlink w:history="1" r:id="rIdwoi-prhynso-yvrpgbaba">
+      <w:hyperlink w:history="1" r:id="rId1xnme99t6yu4vbiv9kvis">
         <w:r>
           <w:rPr>
             <w:rFonts w:ascii="Arial" w:cs="Arial" w:eastAsia="Arial" w:hAnsi="Arial"/>
@@ -1815,7 +1815,7 @@
         </w:rPr>
         <w:t xml:space="preserve"> (</w:t>
       </w:r>
-      <w:hyperlink w:history="1" r:id="rIdix6-ooinuo2syrfksu4s-">
+      <w:hyperlink w:history="1" r:id="rIdc4aw5jzjh3qmsj0hwedas">
         <w:r>
           <w:rPr>
             <w:rFonts w:ascii="Arial" w:cs="Arial" w:eastAsia="Arial" w:hAnsi="Arial"/>
@@ -1835,7 +1835,7 @@
         </w:rPr>
         <w:t xml:space="preserve">). To view a copy of this license, visit </w:t>
       </w:r>
-      <w:hyperlink w:history="1" r:id="rIdwizopf60mjphd_3qestnw">
+      <w:hyperlink w:history="1" r:id="rIdkl2dp78snnmygykbr9fcr">
         <w:r>
           <w:rPr>
             <w:rFonts w:ascii="Arial" w:cs="Arial" w:eastAsia="Arial" w:hAnsi="Arial"/>

--- a/data/outputs/v2/General_Science/SS1.6_Plant_Growth_and_Development/General_Science_Plant_Growth_and_Development_SummaryTable.docx
+++ b/data/outputs/v2/General_Science/SS1.6_Plant_Growth_and_Development/General_Science_Plant_Growth_and_Development_SummaryTable.docx
@@ -1795,7 +1795,7 @@
         </w:rPr>
         <w:t xml:space="preserve">© 2026 SeaVuria and ARES. This work is licensed under a </w:t>
       </w:r>
-      <w:hyperlink w:history="1" r:id="rId1xnme99t6yu4vbiv9kvis">
+      <w:hyperlink w:history="1" r:id="rIdxmzqhlmhqn8b_rl_xjtud">
         <w:r>
           <w:rPr>
             <w:rFonts w:ascii="Arial" w:cs="Arial" w:eastAsia="Arial" w:hAnsi="Arial"/>
@@ -1815,7 +1815,7 @@
         </w:rPr>
         <w:t xml:space="preserve"> (</w:t>
       </w:r>
-      <w:hyperlink w:history="1" r:id="rIdc4aw5jzjh3qmsj0hwedas">
+      <w:hyperlink w:history="1" r:id="rIdn6cgh7i9m31wcwekvjid4">
         <w:r>
           <w:rPr>
             <w:rFonts w:ascii="Arial" w:cs="Arial" w:eastAsia="Arial" w:hAnsi="Arial"/>
@@ -1835,7 +1835,7 @@
         </w:rPr>
         <w:t xml:space="preserve">). To view a copy of this license, visit </w:t>
       </w:r>
-      <w:hyperlink w:history="1" r:id="rIdkl2dp78snnmygykbr9fcr">
+      <w:hyperlink w:history="1" r:id="rIdprxm4i8oazrjlxnvaqzyk">
         <w:r>
           <w:rPr>
             <w:rFonts w:ascii="Arial" w:cs="Arial" w:eastAsia="Arial" w:hAnsi="Arial"/>

--- a/data/outputs/v2/General_Science/SS1.6_Plant_Growth_and_Development/General_Science_Plant_Growth_and_Development_SummaryTable.docx
+++ b/data/outputs/v2/General_Science/SS1.6_Plant_Growth_and_Development/General_Science_Plant_Growth_and_Development_SummaryTable.docx
@@ -1795,7 +1795,7 @@
         </w:rPr>
         <w:t xml:space="preserve">© 2026 SeaVuria and ARES. This work is licensed under a </w:t>
       </w:r>
-      <w:hyperlink w:history="1" r:id="rIdxmzqhlmhqn8b_rl_xjtud">
+      <w:hyperlink w:history="1" r:id="rIdf6oukawm1z4yj3liztfoa">
         <w:r>
           <w:rPr>
             <w:rFonts w:ascii="Arial" w:cs="Arial" w:eastAsia="Arial" w:hAnsi="Arial"/>
@@ -1815,7 +1815,7 @@
         </w:rPr>
         <w:t xml:space="preserve"> (</w:t>
       </w:r>
-      <w:hyperlink w:history="1" r:id="rIdn6cgh7i9m31wcwekvjid4">
+      <w:hyperlink w:history="1" r:id="rId0dwt4adnjiv96l1anyvvc">
         <w:r>
           <w:rPr>
             <w:rFonts w:ascii="Arial" w:cs="Arial" w:eastAsia="Arial" w:hAnsi="Arial"/>
@@ -1835,7 +1835,7 @@
         </w:rPr>
         <w:t xml:space="preserve">). To view a copy of this license, visit </w:t>
       </w:r>
-      <w:hyperlink w:history="1" r:id="rIdprxm4i8oazrjlxnvaqzyk">
+      <w:hyperlink w:history="1" r:id="rIdmwf7tw8pr2y1qmp7mlxga">
         <w:r>
           <w:rPr>
             <w:rFonts w:ascii="Arial" w:cs="Arial" w:eastAsia="Arial" w:hAnsi="Arial"/>

--- a/data/outputs/v2/General_Science/SS1.6_Plant_Growth_and_Development/General_Science_Plant_Growth_and_Development_SummaryTable.docx
+++ b/data/outputs/v2/General_Science/SS1.6_Plant_Growth_and_Development/General_Science_Plant_Growth_and_Development_SummaryTable.docx
@@ -1795,7 +1795,7 @@
         </w:rPr>
         <w:t xml:space="preserve">© 2026 SeaVuria and ARES. This work is licensed under a </w:t>
       </w:r>
-      <w:hyperlink w:history="1" r:id="rIdf6oukawm1z4yj3liztfoa">
+      <w:hyperlink w:history="1" r:id="rIdagng8akdyd0wsx0vnpsjk">
         <w:r>
           <w:rPr>
             <w:rFonts w:ascii="Arial" w:cs="Arial" w:eastAsia="Arial" w:hAnsi="Arial"/>
@@ -1815,7 +1815,7 @@
         </w:rPr>
         <w:t xml:space="preserve"> (</w:t>
       </w:r>
-      <w:hyperlink w:history="1" r:id="rId0dwt4adnjiv96l1anyvvc">
+      <w:hyperlink w:history="1" r:id="rIdwijjxijt8lcbteokyjhbs">
         <w:r>
           <w:rPr>
             <w:rFonts w:ascii="Arial" w:cs="Arial" w:eastAsia="Arial" w:hAnsi="Arial"/>
@@ -1835,7 +1835,7 @@
         </w:rPr>
         <w:t xml:space="preserve">). To view a copy of this license, visit </w:t>
       </w:r>
-      <w:hyperlink w:history="1" r:id="rIdmwf7tw8pr2y1qmp7mlxga">
+      <w:hyperlink w:history="1" r:id="rId5ytmci5pru7d_qrrwiyjw">
         <w:r>
           <w:rPr>
             <w:rFonts w:ascii="Arial" w:cs="Arial" w:eastAsia="Arial" w:hAnsi="Arial"/>

--- a/data/outputs/v2/General_Science/SS1.6_Plant_Growth_and_Development/General_Science_Plant_Growth_and_Development_SummaryTable.docx
+++ b/data/outputs/v2/General_Science/SS1.6_Plant_Growth_and_Development/General_Science_Plant_Growth_and_Development_SummaryTable.docx
@@ -4,6 +4,7 @@
   <w:body>
     <w:p>
       <w:pPr>
+        <w:keepNext w:val="false"/>
         <w:spacing w:after="30" w:before="0"/>
         <w:jc w:val="center"/>
       </w:pPr>
@@ -23,6 +24,7 @@
     </w:p>
     <w:p>
       <w:pPr>
+        <w:keepNext w:val="false"/>
         <w:spacing w:after="60" w:before="0"/>
         <w:jc w:val="center"/>
       </w:pPr>
@@ -81,6 +83,7 @@
           </w:tcPr>
           <w:p>
             <w:pPr>
+              <w:keepNext w:val="false"/>
               <w:spacing w:after="40" w:before="0"/>
               <w:jc w:val="center"/>
             </w:pPr>
@@ -115,6 +118,7 @@
           </w:tcPr>
           <w:p>
             <w:pPr>
+              <w:keepNext w:val="false"/>
               <w:spacing w:after="40" w:before="0"/>
               <w:jc w:val="left"/>
             </w:pPr>
@@ -147,6 +151,7 @@
           </w:tcPr>
           <w:p>
             <w:pPr>
+              <w:keepNext w:val="false"/>
               <w:spacing w:after="40" w:before="0"/>
               <w:jc w:val="left"/>
             </w:pPr>
@@ -181,6 +186,7 @@
           </w:tcPr>
           <w:p>
             <w:pPr>
+              <w:keepNext w:val="false"/>
               <w:spacing w:after="40" w:before="0"/>
               <w:jc w:val="left"/>
             </w:pPr>
@@ -213,6 +219,7 @@
           </w:tcPr>
           <w:p>
             <w:pPr>
+              <w:keepNext w:val="false"/>
               <w:spacing w:after="40" w:before="0"/>
               <w:jc w:val="left"/>
             </w:pPr>
@@ -273,6 +280,7 @@
           </w:tcPr>
           <w:p>
             <w:pPr>
+              <w:keepNext w:val="false"/>
               <w:spacing w:after="40" w:before="0"/>
               <w:jc w:val="center"/>
             </w:pPr>
@@ -307,6 +315,7 @@
           </w:tcPr>
           <w:p>
             <w:pPr>
+              <w:keepNext w:val="false"/>
               <w:spacing w:after="40" w:before="0"/>
               <w:jc w:val="left"/>
             </w:pPr>
@@ -369,6 +378,7 @@
           </w:tcPr>
           <w:p>
             <w:pPr>
+              <w:keepNext w:val="false"/>
               <w:spacing w:after="40" w:before="0"/>
               <w:jc w:val="left"/>
             </w:pPr>
@@ -401,6 +411,7 @@
           </w:tcPr>
           <w:p>
             <w:pPr>
+              <w:keepNext w:val="false"/>
               <w:spacing w:after="40" w:before="0"/>
               <w:jc w:val="left"/>
             </w:pPr>
@@ -433,6 +444,7 @@
           </w:tcPr>
           <w:p>
             <w:pPr>
+              <w:keepNext w:val="false"/>
               <w:spacing w:after="40" w:before="0"/>
               <w:jc w:val="left"/>
             </w:pPr>
@@ -465,6 +477,7 @@
           </w:tcPr>
           <w:p>
             <w:pPr>
+              <w:keepNext w:val="false"/>
               <w:spacing w:after="40" w:before="0"/>
               <w:jc w:val="left"/>
             </w:pPr>
@@ -499,6 +512,7 @@
           </w:tcPr>
           <w:p>
             <w:pPr>
+              <w:keepNext w:val="false"/>
               <w:spacing w:after="40" w:before="0"/>
               <w:jc w:val="left"/>
             </w:pPr>
@@ -518,6 +532,7 @@
           </w:p>
           <w:p>
             <w:pPr>
+              <w:keepNext w:val="false"/>
               <w:spacing w:after="40" w:before="0"/>
               <w:jc w:val="left"/>
             </w:pPr>
@@ -550,6 +565,7 @@
           </w:tcPr>
           <w:p>
             <w:pPr>
+              <w:keepNext w:val="false"/>
               <w:spacing w:after="40" w:before="0"/>
               <w:jc w:val="left"/>
             </w:pPr>
@@ -582,6 +598,7 @@
           </w:tcPr>
           <w:p>
             <w:pPr>
+              <w:keepNext w:val="false"/>
               <w:spacing w:after="40" w:before="0"/>
               <w:jc w:val="left"/>
             </w:pPr>
@@ -614,6 +631,7 @@
           </w:tcPr>
           <w:p>
             <w:pPr>
+              <w:keepNext w:val="false"/>
               <w:spacing w:after="40" w:before="0"/>
               <w:jc w:val="left"/>
             </w:pPr>
@@ -648,6 +666,7 @@
           </w:tcPr>
           <w:p>
             <w:pPr>
+              <w:keepNext w:val="false"/>
               <w:spacing w:after="40" w:before="0"/>
               <w:jc w:val="left"/>
             </w:pPr>
@@ -667,6 +686,7 @@
           </w:p>
           <w:p>
             <w:pPr>
+              <w:keepNext w:val="false"/>
               <w:spacing w:after="40" w:before="0"/>
               <w:jc w:val="left"/>
             </w:pPr>
@@ -699,6 +719,7 @@
           </w:tcPr>
           <w:p>
             <w:pPr>
+              <w:keepNext w:val="false"/>
               <w:spacing w:after="40" w:before="0"/>
               <w:jc w:val="left"/>
             </w:pPr>
@@ -731,6 +752,7 @@
           </w:tcPr>
           <w:p>
             <w:pPr>
+              <w:keepNext w:val="false"/>
               <w:spacing w:after="40" w:before="0"/>
               <w:jc w:val="left"/>
             </w:pPr>
@@ -763,6 +785,7 @@
           </w:tcPr>
           <w:p>
             <w:pPr>
+              <w:keepNext w:val="false"/>
               <w:spacing w:after="40" w:before="0"/>
               <w:jc w:val="left"/>
             </w:pPr>
@@ -797,6 +820,7 @@
           </w:tcPr>
           <w:p>
             <w:pPr>
+              <w:keepNext w:val="false"/>
               <w:spacing w:after="40" w:before="0"/>
               <w:jc w:val="left"/>
             </w:pPr>
@@ -816,6 +840,7 @@
           </w:p>
           <w:p>
             <w:pPr>
+              <w:keepNext w:val="false"/>
               <w:spacing w:after="40" w:before="0"/>
               <w:jc w:val="left"/>
             </w:pPr>
@@ -848,6 +873,7 @@
           </w:tcPr>
           <w:p>
             <w:pPr>
+              <w:keepNext w:val="false"/>
               <w:spacing w:after="40" w:before="0"/>
               <w:jc w:val="left"/>
             </w:pPr>
@@ -880,6 +906,7 @@
           </w:tcPr>
           <w:p>
             <w:pPr>
+              <w:keepNext w:val="false"/>
               <w:spacing w:after="40" w:before="0"/>
               <w:jc w:val="left"/>
             </w:pPr>
@@ -912,6 +939,7 @@
           </w:tcPr>
           <w:p>
             <w:pPr>
+              <w:keepNext w:val="false"/>
               <w:spacing w:after="40" w:before="0"/>
               <w:jc w:val="left"/>
             </w:pPr>
@@ -946,6 +974,7 @@
           </w:tcPr>
           <w:p>
             <w:pPr>
+              <w:keepNext w:val="false"/>
               <w:spacing w:after="40" w:before="0"/>
               <w:jc w:val="left"/>
             </w:pPr>
@@ -965,6 +994,7 @@
           </w:p>
           <w:p>
             <w:pPr>
+              <w:keepNext w:val="false"/>
               <w:spacing w:after="40" w:before="0"/>
               <w:jc w:val="left"/>
             </w:pPr>
@@ -997,6 +1027,7 @@
           </w:tcPr>
           <w:p>
             <w:pPr>
+              <w:keepNext w:val="false"/>
               <w:spacing w:after="40" w:before="0"/>
               <w:jc w:val="left"/>
             </w:pPr>
@@ -1029,6 +1060,7 @@
           </w:tcPr>
           <w:p>
             <w:pPr>
+              <w:keepNext w:val="false"/>
               <w:spacing w:after="40" w:before="0"/>
               <w:jc w:val="left"/>
             </w:pPr>
@@ -1061,6 +1093,7 @@
           </w:tcPr>
           <w:p>
             <w:pPr>
+              <w:keepNext w:val="false"/>
               <w:spacing w:after="40" w:before="0"/>
               <w:jc w:val="left"/>
             </w:pPr>
@@ -1095,6 +1128,7 @@
           </w:tcPr>
           <w:p>
             <w:pPr>
+              <w:keepNext w:val="false"/>
               <w:spacing w:after="40" w:before="0"/>
               <w:jc w:val="left"/>
             </w:pPr>
@@ -1114,6 +1148,7 @@
           </w:p>
           <w:p>
             <w:pPr>
+              <w:keepNext w:val="false"/>
               <w:spacing w:after="40" w:before="0"/>
               <w:jc w:val="left"/>
             </w:pPr>
@@ -1146,6 +1181,7 @@
           </w:tcPr>
           <w:p>
             <w:pPr>
+              <w:keepNext w:val="false"/>
               <w:spacing w:after="40" w:before="0"/>
               <w:jc w:val="left"/>
             </w:pPr>
@@ -1178,6 +1214,7 @@
           </w:tcPr>
           <w:p>
             <w:pPr>
+              <w:keepNext w:val="false"/>
               <w:spacing w:after="40" w:before="0"/>
               <w:jc w:val="left"/>
             </w:pPr>
@@ -1210,6 +1247,7 @@
           </w:tcPr>
           <w:p>
             <w:pPr>
+              <w:keepNext w:val="false"/>
               <w:spacing w:after="40" w:before="0"/>
               <w:jc w:val="left"/>
             </w:pPr>
@@ -1244,6 +1282,7 @@
           </w:tcPr>
           <w:p>
             <w:pPr>
+              <w:keepNext w:val="false"/>
               <w:spacing w:after="40" w:before="0"/>
               <w:jc w:val="left"/>
             </w:pPr>
@@ -1263,6 +1302,7 @@
           </w:p>
           <w:p>
             <w:pPr>
+              <w:keepNext w:val="false"/>
               <w:spacing w:after="40" w:before="0"/>
               <w:jc w:val="left"/>
             </w:pPr>
@@ -1295,6 +1335,7 @@
           </w:tcPr>
           <w:p>
             <w:pPr>
+              <w:keepNext w:val="false"/>
               <w:spacing w:after="40" w:before="0"/>
               <w:jc w:val="left"/>
             </w:pPr>
@@ -1327,6 +1368,7 @@
           </w:tcPr>
           <w:p>
             <w:pPr>
+              <w:keepNext w:val="false"/>
               <w:spacing w:after="40" w:before="0"/>
               <w:jc w:val="left"/>
             </w:pPr>
@@ -1359,6 +1401,7 @@
           </w:tcPr>
           <w:p>
             <w:pPr>
+              <w:keepNext w:val="false"/>
               <w:spacing w:after="40" w:before="0"/>
               <w:jc w:val="left"/>
             </w:pPr>
@@ -1393,6 +1436,7 @@
           </w:tcPr>
           <w:p>
             <w:pPr>
+              <w:keepNext w:val="false"/>
               <w:spacing w:after="40" w:before="0"/>
               <w:jc w:val="left"/>
             </w:pPr>
@@ -1412,6 +1456,7 @@
           </w:p>
           <w:p>
             <w:pPr>
+              <w:keepNext w:val="false"/>
               <w:spacing w:after="40" w:before="0"/>
               <w:jc w:val="left"/>
             </w:pPr>
@@ -1444,6 +1489,7 @@
           </w:tcPr>
           <w:p>
             <w:pPr>
+              <w:keepNext w:val="false"/>
               <w:spacing w:after="40" w:before="0"/>
               <w:jc w:val="left"/>
             </w:pPr>
@@ -1476,6 +1522,7 @@
           </w:tcPr>
           <w:p>
             <w:pPr>
+              <w:keepNext w:val="false"/>
               <w:spacing w:after="40" w:before="0"/>
               <w:jc w:val="left"/>
             </w:pPr>
@@ -1508,6 +1555,7 @@
           </w:tcPr>
           <w:p>
             <w:pPr>
+              <w:keepNext w:val="false"/>
               <w:spacing w:after="40" w:before="0"/>
               <w:jc w:val="left"/>
             </w:pPr>
@@ -1542,6 +1590,7 @@
           </w:tcPr>
           <w:p>
             <w:pPr>
+              <w:keepNext w:val="false"/>
               <w:spacing w:after="40" w:before="0"/>
               <w:jc w:val="left"/>
             </w:pPr>
@@ -1561,6 +1610,7 @@
           </w:p>
           <w:p>
             <w:pPr>
+              <w:keepNext w:val="false"/>
               <w:spacing w:after="40" w:before="0"/>
               <w:jc w:val="left"/>
             </w:pPr>
@@ -1593,6 +1643,7 @@
           </w:tcPr>
           <w:p>
             <w:pPr>
+              <w:keepNext w:val="false"/>
               <w:spacing w:after="40" w:before="0"/>
               <w:jc w:val="left"/>
             </w:pPr>
@@ -1625,6 +1676,7 @@
           </w:tcPr>
           <w:p>
             <w:pPr>
+              <w:keepNext w:val="false"/>
               <w:spacing w:after="40" w:before="0"/>
               <w:jc w:val="left"/>
             </w:pPr>
@@ -1657,6 +1709,7 @@
           </w:tcPr>
           <w:p>
             <w:pPr>
+              <w:keepNext w:val="false"/>
               <w:spacing w:after="40" w:before="0"/>
               <w:jc w:val="left"/>
             </w:pPr>
@@ -1795,7 +1848,7 @@
         </w:rPr>
         <w:t xml:space="preserve">© 2026 SeaVuria and ARES. This work is licensed under a </w:t>
       </w:r>
-      <w:hyperlink w:history="1" r:id="rIdagng8akdyd0wsx0vnpsjk">
+      <w:hyperlink w:history="1" r:id="rIdo1wpk8epb1wfvo6lslizb">
         <w:r>
           <w:rPr>
             <w:rFonts w:ascii="Arial" w:cs="Arial" w:eastAsia="Arial" w:hAnsi="Arial"/>
@@ -1815,7 +1868,7 @@
         </w:rPr>
         <w:t xml:space="preserve"> (</w:t>
       </w:r>
-      <w:hyperlink w:history="1" r:id="rIdwijjxijt8lcbteokyjhbs">
+      <w:hyperlink w:history="1" r:id="rIdbf93qj0dz0qnp-n_snjel">
         <w:r>
           <w:rPr>
             <w:rFonts w:ascii="Arial" w:cs="Arial" w:eastAsia="Arial" w:hAnsi="Arial"/>
@@ -1835,7 +1888,7 @@
         </w:rPr>
         <w:t xml:space="preserve">). To view a copy of this license, visit </w:t>
       </w:r>
-      <w:hyperlink w:history="1" r:id="rId5ytmci5pru7d_qrrwiyjw">
+      <w:hyperlink w:history="1" r:id="rIdz1hs-wi-xvc-kt97i28ym">
         <w:r>
           <w:rPr>
             <w:rFonts w:ascii="Arial" w:cs="Arial" w:eastAsia="Arial" w:hAnsi="Arial"/>

--- a/data/outputs/v2/General_Science/SS1.6_Plant_Growth_and_Development/General_Science_Plant_Growth_and_Development_SummaryTable.docx
+++ b/data/outputs/v2/General_Science/SS1.6_Plant_Growth_and_Development/General_Science_Plant_Growth_and_Development_SummaryTable.docx
@@ -1848,7 +1848,7 @@
         </w:rPr>
         <w:t xml:space="preserve">© 2026 SeaVuria and ARES. This work is licensed under a </w:t>
       </w:r>
-      <w:hyperlink w:history="1" r:id="rIdo1wpk8epb1wfvo6lslizb">
+      <w:hyperlink w:history="1" r:id="rIdfymz_g68elxdbucb3a_us">
         <w:r>
           <w:rPr>
             <w:rFonts w:ascii="Arial" w:cs="Arial" w:eastAsia="Arial" w:hAnsi="Arial"/>
@@ -1868,7 +1868,7 @@
         </w:rPr>
         <w:t xml:space="preserve"> (</w:t>
       </w:r>
-      <w:hyperlink w:history="1" r:id="rIdbf93qj0dz0qnp-n_snjel">
+      <w:hyperlink w:history="1" r:id="rIdm9kq0khz9b341f2gxrao_">
         <w:r>
           <w:rPr>
             <w:rFonts w:ascii="Arial" w:cs="Arial" w:eastAsia="Arial" w:hAnsi="Arial"/>
@@ -1888,7 +1888,7 @@
         </w:rPr>
         <w:t xml:space="preserve">). To view a copy of this license, visit </w:t>
       </w:r>
-      <w:hyperlink w:history="1" r:id="rIdz1hs-wi-xvc-kt97i28ym">
+      <w:hyperlink w:history="1" r:id="rIdiia8cq0twkyw5ramfyiwc">
         <w:r>
           <w:rPr>
             <w:rFonts w:ascii="Arial" w:cs="Arial" w:eastAsia="Arial" w:hAnsi="Arial"/>
